--- a/word_reports/LP_0302_위치_257_Roxette_Look Sharp!.docx
+++ b/word_reports/LP_0302_위치_257_Roxette_Look Sharp!.docx
@@ -4,7 +4,7 @@
   <w:body>
     <w:p>
       <w:pPr>
-        <w:spacing w:after="280"/>
+        <w:spacing w:after="80"/>
       </w:pPr>
       <w:r>
         <w:rPr w:rFonts="맑은 고딕">
@@ -13,94 +13,47 @@
           <w:color w:val="1E3A8A"/>
           <w:sz w:val="30"/>
         </w:rPr>
-        <w:t>[257] Roxette - Look Sharp!</w:t>
+        <w:t>Roxette (록세트) - Look Sharp!</w:t>
       </w:r>
     </w:p>
     <w:p>
       <w:pPr>
-        <w:spacing w:after="320"/>
+        <w:spacing w:after="240"/>
       </w:pPr>
       <w:r>
         <w:rPr w:rFonts="맑은 고딕">
           <w:rFonts w:ascii="맑은 고딕" w:hAnsi="맑은 고딕" w:eastAsia="맑은 고딕"/>
           <w:b/>
-          <w:sz w:val="20"/>
+          <w:color w:val="4B5563"/>
+          <w:sz w:val="22"/>
         </w:rPr>
-        <w:t>■ 위치 : 257</w:t>
-        <w:br/>
-      </w:r>
-      <w:r>
-        <w:rPr w:rFonts="맑은 고딕">
-          <w:rFonts w:ascii="맑은 고딕" w:hAnsi="맑은 고딕" w:eastAsia="맑은 고딕"/>
-          <w:b/>
-          <w:sz w:val="20"/>
-        </w:rPr>
-        <w:t>■ 아티스트 : Roxette</w:t>
-        <w:br/>
-      </w:r>
-      <w:r>
-        <w:rPr w:rFonts="맑은 고딕">
-          <w:rFonts w:ascii="맑은 고딕" w:hAnsi="맑은 고딕" w:eastAsia="맑은 고딕"/>
-          <w:b/>
-          <w:sz w:val="20"/>
-        </w:rPr>
-        <w:t>■ 앨범명 : Look Sharp!</w:t>
-        <w:br/>
-      </w:r>
-      <w:r>
-        <w:rPr w:rFonts="맑은 고딕">
-          <w:rFonts w:ascii="맑은 고딕" w:hAnsi="맑은 고딕" w:eastAsia="맑은 고딕"/>
-          <w:b w:val="0"/>
-          <w:sz w:val="20"/>
-        </w:rPr>
-        <w:t>■ 음반 레이블 : ** EMI / Parlophone</w:t>
-        <w:br/>
-      </w:r>
-      <w:r>
-        <w:rPr w:rFonts="맑은 고딕">
-          <w:rFonts w:ascii="맑은 고딕" w:hAnsi="맑은 고딕" w:eastAsia="맑은 고딕"/>
-          <w:b w:val="0"/>
-          <w:sz w:val="20"/>
-        </w:rPr>
-        <w:t>■ 발매년도 : ** 1988</w:t>
-        <w:br/>
-      </w:r>
-      <w:r>
-        <w:rPr w:rFonts="맑은 고딕">
-          <w:rFonts w:ascii="맑은 고딕" w:hAnsi="맑은 고딕" w:eastAsia="맑은 고딕"/>
-          <w:b w:val="0"/>
-          <w:sz w:val="20"/>
-        </w:rPr>
-        <w:t>■ 장르 : ** 팝 록 (Pop Rock), 신스팝 (Synth-pop)</w:t>
-        <w:br/>
-      </w:r>
-      <w:r>
-        <w:rPr w:rFonts="맑은 고딕">
-          <w:rFonts w:ascii="맑은 고딕" w:hAnsi="맑은 고딕" w:eastAsia="맑은 고딕"/>
-          <w:b w:val="0"/>
-          <w:sz w:val="20"/>
-        </w:rPr>
-        <w:t>■ 주요 수록곡 : **</w:t>
-        <w:br/>
+        <w:t>위치 :  257</w:t>
       </w:r>
     </w:p>
     <w:p>
       <w:pPr>
-        <w:spacing w:after="160"/>
+        <w:spacing w:line="324" w:lineRule="auto" w:before="80" w:after="160"/>
       </w:pPr>
       <w:r>
         <w:rPr w:rFonts="맑은 고딕">
           <w:rFonts w:ascii="맑은 고딕" w:hAnsi="맑은 고딕" w:eastAsia="맑은 고딕"/>
           <w:b/>
           <w:color w:val="1F2937"/>
-          <w:sz w:val="24"/>
+          <w:sz w:val="22"/>
         </w:rPr>
-        <w:t>■ 음반 해설 및 감상 가이드</w:t>
+        <w:t xml:space="preserve">[음반 소개] </w:t>
+      </w:r>
+      <w:r>
+        <w:rPr w:rFonts="맑은 고딕">
+          <w:rFonts w:ascii="맑은 고딕" w:hAnsi="맑은 고딕" w:eastAsia="맑은 고딕"/>
+          <w:b w:val="0"/>
+          <w:sz w:val="21"/>
+        </w:rPr>
       </w:r>
     </w:p>
     <w:p>
       <w:pPr>
-        <w:spacing w:line="312" w:lineRule="auto" w:after="120"/>
+        <w:spacing w:line="324" w:lineRule="auto" w:after="120"/>
       </w:pPr>
       <w:r>
         <w:rPr w:rFonts="맑은 고딕">
@@ -108,64 +61,516 @@
           <w:b w:val="0"/>
           <w:sz w:val="21"/>
         </w:rPr>
-        <w:t>**</w:t>
+        <w:t>스웨덴의 차가운 북유럽 감성과 영미 팝 음악의 뜨거운 에너지가 완벽한 조화를 이루며 전 세계를 매혹한 팝/록의 불후의 명작입니다. 탁월한 멜로디 감각을 지닌 페르 게슬레의 송라이팅과 영혼을 관통하는 마리 프레드릭손의 독보적인 보컬은 세련된 사운드스케이프 위에서 찬란하게 피어납니다. 우연한 기회로 대서양을 건너 전 세계 차트를 정복한 이 기적 같은 앨범은 오늘날까지도 80년대 팝 컬처의 가장 눈부신 순간을 대변하고 있습니다. 아날로그 그루브 속에서 솟아나는 생동감과 애절한 서정미는 시대를 초월하여 듣는 이의 심장에 깊은 울림을 선사합니다.</w:t>
       </w:r>
     </w:p>
     <w:p>
       <w:pPr>
-        <w:spacing w:line="312" w:lineRule="auto" w:after="120"/>
+        <w:spacing w:line="324" w:lineRule="auto" w:before="200" w:after="80"/>
       </w:pPr>
+      <w:r>
+        <w:rPr w:rFonts="맑은 고딕">
+          <w:rFonts w:ascii="맑은 고딕" w:hAnsi="맑은 고딕" w:eastAsia="맑은 고딕"/>
+          <w:b/>
+          <w:color w:val="1E3A8A"/>
+          <w:sz w:val="24"/>
+        </w:rPr>
+        <w:t>1. 음반 데이터</w:t>
+      </w:r>
+    </w:p>
+    <w:p>
+      <w:pPr>
+        <w:spacing w:line="324" w:lineRule="auto" w:after="80"/>
+      </w:pPr>
+      <w:r>
+        <w:rPr w:rFonts="맑은 고딕">
+          <w:rFonts w:ascii="맑은 고딕" w:hAnsi="맑은 고딕" w:eastAsia="맑은 고딕"/>
+          <w:b w:val="0"/>
+          <w:color w:val="6B7280"/>
+          <w:sz w:val="21"/>
+        </w:rPr>
+        <w:t xml:space="preserve">· </w:t>
+      </w:r>
+      <w:r>
+        <w:rPr w:rFonts="맑은 고딕">
+          <w:rFonts w:ascii="맑은 고딕" w:hAnsi="맑은 고딕" w:eastAsia="맑은 고딕"/>
+          <w:b/>
+          <w:color w:val="1F2937"/>
+          <w:sz w:val="21"/>
+        </w:rPr>
+        <w:t xml:space="preserve">앨범명: </w:t>
+      </w:r>
       <w:r>
         <w:rPr w:rFonts="맑은 고딕">
           <w:rFonts w:ascii="맑은 고딕" w:hAnsi="맑은 고딕" w:eastAsia="맑은 고딕"/>
           <w:b w:val="0"/>
           <w:sz w:val="21"/>
         </w:rPr>
-        <w:t>1988년에 발매된 스웨덴 출신의 신스팝/팝 록 듀오 록셋(Roxette)의 두 번째 정규 앨범 《Look Sharp!》는 이들을 단숨에 세계적인 팝 스타덤의 반열에 올려놓은 역사적인 명반입니다. 북유럽 특유의 감각적이고 유려한 멜로디 라인과 80년대 후반 아메리칸 모던 팝 록의 정교한 결합을 보여준 이 앨범은, 한 미국 유학생이 교환학생 일정을 마치고 돌아가 지역 라디오 방송국에 음반을 소개하면서 시작된 드라마틱한 미담과 함께 전 세계 차트를 석권했습니다. 결과적으로 본작은 주류 팝 신(scene)에 '스웨디시 팝(Swedish Pop)'의 미학을 전 세계적으로 각인시킨 거대한 분기점이 되었습니다.</w:t>
+        <w:t>Look Sharp!</w:t>
       </w:r>
     </w:p>
     <w:p>
       <w:pPr>
-        <w:spacing w:line="312" w:lineRule="auto" w:after="120"/>
+        <w:spacing w:line="324" w:lineRule="auto" w:after="80"/>
       </w:pPr>
+      <w:r>
+        <w:rPr w:rFonts="맑은 고딕">
+          <w:rFonts w:ascii="맑은 고딕" w:hAnsi="맑은 고딕" w:eastAsia="맑은 고딕"/>
+          <w:b w:val="0"/>
+          <w:color w:val="6B7280"/>
+          <w:sz w:val="21"/>
+        </w:rPr>
+        <w:t xml:space="preserve">· </w:t>
+      </w:r>
+      <w:r>
+        <w:rPr w:rFonts="맑은 고딕">
+          <w:rFonts w:ascii="맑은 고딕" w:hAnsi="맑은 고딕" w:eastAsia="맑은 고딕"/>
+          <w:b/>
+          <w:color w:val="1F2937"/>
+          <w:sz w:val="21"/>
+        </w:rPr>
+        <w:t xml:space="preserve">아티스트: </w:t>
+      </w:r>
       <w:r>
         <w:rPr w:rFonts="맑은 고딕">
           <w:rFonts w:ascii="맑은 고딕" w:hAnsi="맑은 고딕" w:eastAsia="맑은 고딕"/>
           <w:b w:val="0"/>
           <w:sz w:val="21"/>
         </w:rPr>
-        <w:t>음악적 핵심은 프로듀서이자 주작곡가인 페르 게슬(Per Gessle)의 날카롭고 감각적인 송라이팅과, 메인 보컬 마리 프레드릭손(Marie Fredriksson)의 폭발적이면서도 섬세한 가창력의 완벽한 조화에 있습니다. 신스팝의 세련된 전자 비트 위에 정교하게 배치된 리드미컬한 기타 리프, 그리고 그 위를 타고 흐르는 마리의 파워풀한 보컬은 청자에게 거부할 수 없는 청량감과 깊은 감동을 동시에 선사합니다. 대중적인 세련미와 록 본연의 에너지가 빈틈없이 교차하는 이 사운드는 80년대 팝 음악이 도달할 수 있는 가장 완벽에 가까운 웰메이드 프로덕션을 증명합니다.</w:t>
+        <w:t>Roxette (록세트)</w:t>
       </w:r>
     </w:p>
     <w:p>
       <w:pPr>
-        <w:spacing w:line="312" w:lineRule="auto" w:after="120"/>
+        <w:spacing w:line="324" w:lineRule="auto" w:after="80"/>
       </w:pPr>
+      <w:r>
+        <w:rPr w:rFonts="맑은 고딕">
+          <w:rFonts w:ascii="맑은 고딕" w:hAnsi="맑은 고딕" w:eastAsia="맑은 고딕"/>
+          <w:b w:val="0"/>
+          <w:color w:val="6B7280"/>
+          <w:sz w:val="21"/>
+        </w:rPr>
+        <w:t xml:space="preserve">· </w:t>
+      </w:r>
+      <w:r>
+        <w:rPr w:rFonts="맑은 고딕">
+          <w:rFonts w:ascii="맑은 고딕" w:hAnsi="맑은 고딕" w:eastAsia="맑은 고딕"/>
+          <w:b/>
+          <w:color w:val="1F2937"/>
+          <w:sz w:val="21"/>
+        </w:rPr>
+        <w:t xml:space="preserve">발매 정보: </w:t>
+      </w:r>
       <w:r>
         <w:rPr w:rFonts="맑은 고딕">
           <w:rFonts w:ascii="맑은 고딕" w:hAnsi="맑은 고딕" w:eastAsia="맑은 고딕"/>
           <w:b w:val="0"/>
           <w:sz w:val="21"/>
         </w:rPr>
-        <w:t>수록곡들의 면면은 단 한 곡도 스킵할 수 없을 만큼 앨범 전체의 완성도가 매우 뛰어납니다. 세계를 사로잡은 첫 번째 빌보드 싱글 차트 1위 곡 〈The Look〉은 중독성 강한 기타 리프와 마리와 페르의 위트 있는 보컬 주고받기로 앨범의 포문을 화려하게 엽니다. 이어지는 웅장한 파워 발라드 〈Listen to Your Heart〉는 마리 프레드릭손의 완벽한 보컬적 정점을 보여주며 가슴을 울리는 묵직한 감동을 전합니다. 또한 강렬한 업비트의 팝 록 트랙 〈Dressed for Success〉와 캐치한 훅이 돋보이는 〈Dangerous〉는 록셋 특유의 쾌감 넘치는 에너지와 세련된 팝 감각을 유감없이 발산합니다.</w:t>
+        <w:t>1988년 스웨덴 EMI를 통해 발매된 후, 이듬해 미국과 전 세계에 공개되며 글로벌 센세이션을 일으킨 록세트의 정규 2집 스튜디오 음반입니다.</w:t>
       </w:r>
     </w:p>
     <w:p>
       <w:pPr>
-        <w:spacing w:line="312" w:lineRule="auto" w:after="120"/>
+        <w:spacing w:line="324" w:lineRule="auto" w:after="80"/>
       </w:pPr>
+      <w:r>
+        <w:rPr w:rFonts="맑은 고딕">
+          <w:rFonts w:ascii="맑은 고딕" w:hAnsi="맑은 고딕" w:eastAsia="맑은 고딕"/>
+          <w:b w:val="0"/>
+          <w:color w:val="6B7280"/>
+          <w:sz w:val="21"/>
+        </w:rPr>
+        <w:t xml:space="preserve">· </w:t>
+      </w:r>
+      <w:r>
+        <w:rPr w:rFonts="맑은 고딕">
+          <w:rFonts w:ascii="맑은 고딕" w:hAnsi="맑은 고딕" w:eastAsia="맑은 고딕"/>
+          <w:b/>
+          <w:color w:val="1F2937"/>
+          <w:sz w:val="21"/>
+        </w:rPr>
+        <w:t xml:space="preserve">LP 인기도(판매량): </w:t>
+      </w:r>
       <w:r>
         <w:rPr w:rFonts="맑은 고딕">
           <w:rFonts w:ascii="맑은 고딕" w:hAnsi="맑은 고딕" w:eastAsia="맑은 고딕"/>
           <w:b w:val="0"/>
           <w:sz w:val="21"/>
         </w:rPr>
-        <w:t>《Look Sharp!》는 단순한 히트 싱글들의 모음집을 넘어, A면과 B면이 하나의 완벽한 오디오 서사를 형성하는 80년대 팝/록의 정수입니다. LP의 아날로그 질감을 통해 재생되는 선명하고도 입체적인 신디사이저 음향과 생생한 록 드럼 사운드는, 이 명반이 지닌 시대적 매력을 한층 더 극대화해 줍니다. 시대를 뛰어넘는 정교한 멜로디와 압도적인 보컬 에너지가 결합한 이 음반은 아날로그 라이브러리에서 언제나 빛을 발하는 트랙들로 청자에게 변치 않는 음악적 쾌감을 선사할 것입니다.</w:t>
+        <w:t>전 세계적으로 900만 장 이상의 경이적인 판매고를 기록하였으며, 미국 빌보드 200 앨범 차트 톱 5 진입 및 빌보드 핫 100 1위 싱글 2곡을 배출하며 플래티넘 인증을 획득했습니다.</w:t>
+      </w:r>
+    </w:p>
+    <w:p>
+      <w:pPr>
+        <w:spacing w:line="324" w:lineRule="auto" w:after="80"/>
+      </w:pPr>
+      <w:r>
+        <w:rPr w:rFonts="맑은 고딕">
+          <w:rFonts w:ascii="맑은 고딕" w:hAnsi="맑은 고딕" w:eastAsia="맑은 고딕"/>
+          <w:b w:val="0"/>
+          <w:color w:val="6B7280"/>
+          <w:sz w:val="21"/>
+        </w:rPr>
+        <w:t xml:space="preserve">· </w:t>
+      </w:r>
+      <w:r>
+        <w:rPr w:rFonts="맑은 고딕">
+          <w:rFonts w:ascii="맑은 고딕" w:hAnsi="맑은 고딕" w:eastAsia="맑은 고딕"/>
+          <w:b/>
+          <w:color w:val="1F2937"/>
+          <w:sz w:val="21"/>
+        </w:rPr>
+        <w:t xml:space="preserve">각종 수상경력: </w:t>
+      </w:r>
+      <w:r>
+        <w:rPr w:rFonts="맑은 고딕">
+          <w:rFonts w:ascii="맑은 고딕" w:hAnsi="맑은 고딕" w:eastAsia="맑은 고딕"/>
+          <w:b w:val="0"/>
+          <w:sz w:val="21"/>
+        </w:rPr>
+        <w:t>스웨덴의 그래미 어워드인 '그래미스(Grammis)'에서 다수의 부문을 수상하였으며, 전 세계 유수의 음악 차트를 석권하며 80년대 후반을 대표하는 팝 록의 이정표로 공인받았습니다.</w:t>
+      </w:r>
+    </w:p>
+    <w:p>
+      <w:pPr>
+        <w:spacing w:line="324" w:lineRule="auto" w:before="200" w:after="80"/>
+      </w:pPr>
+      <w:r>
+        <w:rPr w:rFonts="맑은 고딕">
+          <w:rFonts w:ascii="맑은 고딕" w:hAnsi="맑은 고딕" w:eastAsia="맑은 고딕"/>
+          <w:b/>
+          <w:color w:val="1E3A8A"/>
+          <w:sz w:val="24"/>
+        </w:rPr>
+        <w:t>2. 아티스트 정보</w:t>
+      </w:r>
+    </w:p>
+    <w:p>
+      <w:pPr>
+        <w:spacing w:line="324" w:lineRule="auto" w:after="80"/>
+      </w:pPr>
+      <w:r>
+        <w:rPr w:rFonts="맑은 고딕">
+          <w:rFonts w:ascii="맑은 고딕" w:hAnsi="맑은 고딕" w:eastAsia="맑은 고딕"/>
+          <w:b w:val="0"/>
+          <w:color w:val="6B7280"/>
+          <w:sz w:val="21"/>
+        </w:rPr>
+        <w:t xml:space="preserve">· </w:t>
+      </w:r>
+      <w:r>
+        <w:rPr w:rFonts="맑은 고딕">
+          <w:rFonts w:ascii="맑은 고딕" w:hAnsi="맑은 고딕" w:eastAsia="맑은 고딕"/>
+          <w:b/>
+          <w:color w:val="1F2937"/>
+          <w:sz w:val="21"/>
+        </w:rPr>
+        <w:t xml:space="preserve">국적: </w:t>
+      </w:r>
+      <w:r>
+        <w:rPr w:rFonts="맑은 고딕">
+          <w:rFonts w:ascii="맑은 고딕" w:hAnsi="맑은 고딕" w:eastAsia="맑은 고딕"/>
+          <w:b w:val="0"/>
+          <w:sz w:val="21"/>
+        </w:rPr>
+        <w:t>스웨덴 (Sweden)</w:t>
+      </w:r>
+    </w:p>
+    <w:p>
+      <w:pPr>
+        <w:spacing w:line="324" w:lineRule="auto" w:after="80"/>
+      </w:pPr>
+      <w:r>
+        <w:rPr w:rFonts="맑은 고딕">
+          <w:rFonts w:ascii="맑은 고딕" w:hAnsi="맑은 고딕" w:eastAsia="맑은 고딕"/>
+          <w:b w:val="0"/>
+          <w:color w:val="6B7280"/>
+          <w:sz w:val="21"/>
+        </w:rPr>
+        <w:t xml:space="preserve">· </w:t>
+      </w:r>
+      <w:r>
+        <w:rPr w:rFonts="맑은 고딕">
+          <w:rFonts w:ascii="맑은 고딕" w:hAnsi="맑은 고딕" w:eastAsia="맑은 고딕"/>
+          <w:b/>
+          <w:color w:val="1F2937"/>
+          <w:sz w:val="21"/>
+        </w:rPr>
+        <w:t xml:space="preserve">생몰년도: </w:t>
+      </w:r>
+      <w:r>
+        <w:rPr w:rFonts="맑은 고딕">
+          <w:rFonts w:ascii="맑은 고딕" w:hAnsi="맑은 고딕" w:eastAsia="맑은 고딕"/>
+          <w:b w:val="0"/>
+          <w:sz w:val="21"/>
+        </w:rPr>
+        <w:t>결성 1986년 (마리 프레드릭손 Marie Fredriksson: 1958년~2019년 / 페르 게슬레 Per Gessle: 1959년~)</w:t>
+      </w:r>
+    </w:p>
+    <w:p>
+      <w:pPr>
+        <w:spacing w:line="324" w:lineRule="auto" w:after="80"/>
+      </w:pPr>
+      <w:r>
+        <w:rPr w:rFonts="맑은 고딕">
+          <w:rFonts w:ascii="맑은 고딕" w:hAnsi="맑은 고딕" w:eastAsia="맑은 고딕"/>
+          <w:b w:val="0"/>
+          <w:color w:val="6B7280"/>
+          <w:sz w:val="21"/>
+        </w:rPr>
+        <w:t xml:space="preserve">· </w:t>
+      </w:r>
+      <w:r>
+        <w:rPr w:rFonts="맑은 고딕">
+          <w:rFonts w:ascii="맑은 고딕" w:hAnsi="맑은 고딕" w:eastAsia="맑은 고딕"/>
+          <w:b/>
+          <w:color w:val="1F2937"/>
+          <w:sz w:val="21"/>
+        </w:rPr>
+        <w:t xml:space="preserve">그룹 소속: </w:t>
+      </w:r>
+      <w:r>
+        <w:rPr w:rFonts="맑은 고딕">
+          <w:rFonts w:ascii="맑은 고딕" w:hAnsi="맑은 고딕" w:eastAsia="맑은 고딕"/>
+          <w:b w:val="0"/>
+          <w:sz w:val="21"/>
+        </w:rPr>
+        <w:t>혼성 팝/록 듀오 (Duo)</w:t>
+      </w:r>
+    </w:p>
+    <w:p>
+      <w:pPr>
+        <w:spacing w:line="324" w:lineRule="auto" w:after="80"/>
+      </w:pPr>
+      <w:r>
+        <w:rPr w:rFonts="맑은 고딕">
+          <w:rFonts w:ascii="맑은 고딕" w:hAnsi="맑은 고딕" w:eastAsia="맑은 고딕"/>
+          <w:b w:val="0"/>
+          <w:color w:val="6B7280"/>
+          <w:sz w:val="21"/>
+        </w:rPr>
+        <w:t xml:space="preserve">· </w:t>
+      </w:r>
+      <w:r>
+        <w:rPr w:rFonts="맑은 고딕">
+          <w:rFonts w:ascii="맑은 고딕" w:hAnsi="맑은 고딕" w:eastAsia="맑은 고딕"/>
+          <w:b/>
+          <w:color w:val="1F2937"/>
+          <w:sz w:val="21"/>
+        </w:rPr>
+        <w:t xml:space="preserve">아티스트 소개: </w:t>
+      </w:r>
+      <w:r>
+        <w:rPr w:rFonts="맑은 고딕">
+          <w:rFonts w:ascii="맑은 고딕" w:hAnsi="맑은 고딕" w:eastAsia="맑은 고딕"/>
+          <w:b w:val="0"/>
+          <w:sz w:val="21"/>
+        </w:rPr>
+        <w:t>페르 게슬레의 정교하고 캐치한 멜로디 메이킹과 마리 프레드릭손의 폭발적인 가창력이 결합하여 아바(ABBA)의 뒤를 잇는 스웨덴 팝의 위대한 유산을 계승했습니다. 록과 댄스 팝, 파워 발라드의 경계를 유려하게 넘나들며 전 세계 음악팬들의 감성을 사로잡았고, 80~90년대 글로벌 팝 음악 지형에 뚜렷하고 독창적인 족적을 남겼습니다.</w:t>
+      </w:r>
+    </w:p>
+    <w:p>
+      <w:pPr>
+        <w:spacing w:line="324" w:lineRule="auto" w:before="200" w:after="80"/>
+      </w:pPr>
+      <w:r>
+        <w:rPr w:rFonts="맑은 고딕">
+          <w:rFonts w:ascii="맑은 고딕" w:hAnsi="맑은 고딕" w:eastAsia="맑은 고딕"/>
+          <w:b/>
+          <w:color w:val="1E3A8A"/>
+          <w:sz w:val="24"/>
+        </w:rPr>
+        <w:t>3. 음반 상세 분석</w:t>
+      </w:r>
+    </w:p>
+    <w:p>
+      <w:pPr>
+        <w:spacing w:line="324" w:lineRule="auto" w:after="80"/>
+      </w:pPr>
+      <w:r>
+        <w:rPr w:rFonts="맑은 고딕">
+          <w:rFonts w:ascii="맑은 고딕" w:hAnsi="맑은 고딕" w:eastAsia="맑은 고딕"/>
+          <w:b w:val="0"/>
+          <w:color w:val="6B7280"/>
+          <w:sz w:val="21"/>
+        </w:rPr>
+        <w:t xml:space="preserve">· </w:t>
+      </w:r>
+      <w:r>
+        <w:rPr w:rFonts="맑은 고딕">
+          <w:rFonts w:ascii="맑은 고딕" w:hAnsi="맑은 고딕" w:eastAsia="맑은 고딕"/>
+          <w:b/>
+          <w:color w:val="1F2937"/>
+          <w:sz w:val="21"/>
+        </w:rPr>
+        <w:t xml:space="preserve">역사적 위치: </w:t>
+      </w:r>
+      <w:r>
+        <w:rPr w:rFonts="맑은 고딕">
+          <w:rFonts w:ascii="맑은 고딕" w:hAnsi="맑은 고딕" w:eastAsia="맑은 고딕"/>
+          <w:b w:val="0"/>
+          <w:sz w:val="21"/>
+        </w:rPr>
+        <w:t>80년대 신스팝의 화려함과 록 음악의 직선적인 다이내믹이 가장 이상적으로 결합된 앨범으로 평가받습니다. 교환학생이 귀국하며 미국 미니애폴리스 라디오 방송국에 전해준 한 장의 카세트테이프가 발단이 되어 미국 빌보드 정상에 오르는 드라마틱한 서사를 지니고 있으며, 북유럽 팝의 완성도 높은 프로덕션을 전 세계에 각인시킨 결정적인 작품입니다.</w:t>
+      </w:r>
+    </w:p>
+    <w:p>
+      <w:pPr>
+        <w:spacing w:line="324" w:lineRule="auto" w:after="80"/>
+      </w:pPr>
+      <w:r>
+        <w:rPr w:rFonts="맑은 고딕">
+          <w:rFonts w:ascii="맑은 고딕" w:hAnsi="맑은 고딕" w:eastAsia="맑은 고딕"/>
+          <w:b w:val="0"/>
+          <w:color w:val="6B7280"/>
+          <w:sz w:val="21"/>
+        </w:rPr>
+        <w:t xml:space="preserve">· </w:t>
+      </w:r>
+      <w:r>
+        <w:rPr w:rFonts="맑은 고딕">
+          <w:rFonts w:ascii="맑은 고딕" w:hAnsi="맑은 고딕" w:eastAsia="맑은 고딕"/>
+          <w:b/>
+          <w:color w:val="1F2937"/>
+          <w:sz w:val="21"/>
+        </w:rPr>
+        <w:t xml:space="preserve">시대의 흔적(스토리텔링): </w:t>
+      </w:r>
+      <w:r>
+        <w:rPr w:rFonts="맑은 고딕">
+          <w:rFonts w:ascii="맑은 고딕" w:hAnsi="맑은 고딕" w:eastAsia="맑은 고딕"/>
+          <w:b w:val="0"/>
+          <w:sz w:val="21"/>
+        </w:rPr>
+        <w:t>1980년대 후반, 베를린 장벽이 무너지기 직전의 격동기와 카세트테이프 및 LP가 교차하던 아날로그 황혼기 청춘들의 반항과 열정을 담아내고 있습니다. 감각적인 패션과 세련된 비트, 그리고 가슴을 저미는 록 발라드는 당시 카세트 플레이어를 들고 거리를 활보하던 세대의 낭만이자 청춘의 송가로 찬란히 기억되고 있습니다.</w:t>
+      </w:r>
+    </w:p>
+    <w:p>
+      <w:pPr>
+        <w:spacing w:line="324" w:lineRule="auto" w:before="200" w:after="80"/>
+      </w:pPr>
+      <w:r>
+        <w:rPr w:rFonts="맑은 고딕">
+          <w:rFonts w:ascii="맑은 고딕" w:hAnsi="맑은 고딕" w:eastAsia="맑은 고딕"/>
+          <w:b/>
+          <w:color w:val="1E3A8A"/>
+          <w:sz w:val="24"/>
+        </w:rPr>
+        <w:t>4. 주요 수록곡 및 감상 제언</w:t>
+      </w:r>
+    </w:p>
+    <w:p>
+      <w:pPr>
+        <w:spacing w:line="324" w:lineRule="auto" w:after="80"/>
+      </w:pPr>
+      <w:r>
+        <w:rPr w:rFonts="맑은 고딕">
+          <w:rFonts w:ascii="맑은 고딕" w:hAnsi="맑은 고딕" w:eastAsia="맑은 고딕"/>
+          <w:b w:val="0"/>
+          <w:color w:val="6B7280"/>
+          <w:sz w:val="21"/>
+        </w:rPr>
+        <w:t xml:space="preserve">· </w:t>
+      </w:r>
+      <w:r>
+        <w:rPr w:rFonts="맑은 고딕">
+          <w:rFonts w:ascii="맑은 고딕" w:hAnsi="맑은 고딕" w:eastAsia="맑은 고딕"/>
+          <w:b/>
+          <w:color w:val="1F2937"/>
+          <w:sz w:val="21"/>
+        </w:rPr>
+        <w:t xml:space="preserve">주요 수록곡 특징: </w:t>
+      </w:r>
+      <w:r>
+        <w:rPr w:rFonts="맑은 고딕">
+          <w:rFonts w:ascii="맑은 고딕" w:hAnsi="맑은 고딕" w:eastAsia="맑은 고딕"/>
+          <w:b w:val="0"/>
+          <w:sz w:val="21"/>
+        </w:rPr>
+        <w:t>펑키한 기타 리프와 중독성 강한 훅으로 단숨에 빌보드 정상을 차지한 기념비적 오프닝 트랙 'The Look', 마리 프레드릭손의 절절한 보컬과 드라마틱한 오케스트레이션이 눈물샘을 자극하는 불멸의 파워 발라드 'Listen to Your Heart', 그리고 경쾌한 드라이브감과 록 스피릿을 분출하는 'Dressed for Success'와 'Dangerous'에 이르기까지 완벽한 완급 조절을 보여줍니다.</w:t>
+      </w:r>
+    </w:p>
+    <w:p>
+      <w:pPr>
+        <w:spacing w:line="324" w:lineRule="auto" w:after="80"/>
+      </w:pPr>
+      <w:r>
+        <w:rPr w:rFonts="맑은 고딕">
+          <w:rFonts w:ascii="맑은 고딕" w:hAnsi="맑은 고딕" w:eastAsia="맑은 고딕"/>
+          <w:b w:val="0"/>
+          <w:color w:val="6B7280"/>
+          <w:sz w:val="21"/>
+        </w:rPr>
+        <w:t xml:space="preserve">· </w:t>
+      </w:r>
+      <w:r>
+        <w:rPr w:rFonts="맑은 고딕">
+          <w:rFonts w:ascii="맑은 고딕" w:hAnsi="맑은 고딕" w:eastAsia="맑은 고딕"/>
+          <w:b/>
+          <w:color w:val="1F2937"/>
+          <w:sz w:val="21"/>
+        </w:rPr>
+        <w:t xml:space="preserve">빈티지 감상 제언: </w:t>
+      </w:r>
+      <w:r>
+        <w:rPr w:rFonts="맑은 고딕">
+          <w:rFonts w:ascii="맑은 고딕" w:hAnsi="맑은 고딕" w:eastAsia="맑은 고딕"/>
+          <w:b w:val="0"/>
+          <w:sz w:val="21"/>
+        </w:rPr>
+        <w:t>턴테이블의 바늘이 바이닐의 소리골을 탈 때 피어오르는 단단한 드럼 머신의 비트와 거친 일렉트릭 기타의 질감은 디지털 음원과는 결이 다른 따뜻한 공간감을 선사합니다. 특히 진공관 앰프를 통해 증폭되는 'Listen to Your Heart'의 애수 어린 피아노 선율과 고음역에서 터져 나오는 마리 프레드릭손의 숨결은 아날로그 오디오 시스템에서 가장 깊고 찬연한 광채를 발합니다.</w:t>
+      </w:r>
+    </w:p>
+    <w:p>
+      <w:pPr>
+        <w:spacing w:line="324" w:lineRule="auto" w:after="80"/>
+      </w:pPr>
+      <w:r>
+        <w:rPr w:rFonts="맑은 고딕">
+          <w:rFonts w:ascii="맑은 고딕" w:hAnsi="맑은 고딕" w:eastAsia="맑은 고딕"/>
+          <w:b w:val="0"/>
+          <w:color w:val="6B7280"/>
+          <w:sz w:val="21"/>
+        </w:rPr>
+        <w:t xml:space="preserve">· </w:t>
+      </w:r>
+      <w:r>
+        <w:rPr w:rFonts="맑은 고딕">
+          <w:rFonts w:ascii="맑은 고딕" w:hAnsi="맑은 고딕" w:eastAsia="맑은 고딕"/>
+          <w:b/>
+          <w:color w:val="1F2937"/>
+          <w:sz w:val="21"/>
+        </w:rPr>
+        <w:t xml:space="preserve">소장 가치: </w:t>
+      </w:r>
+      <w:r>
+        <w:rPr w:rFonts="맑은 고딕">
+          <w:rFonts w:ascii="맑은 고딕" w:hAnsi="맑은 고딕" w:eastAsia="맑은 고딕"/>
+          <w:b w:val="0"/>
+          <w:sz w:val="21"/>
+        </w:rPr>
+        <w:t>80년대 팝 황금기의 에너지가 고스란히 각인된 명반으로, 오리지널 LP 특유의 역동적인 다이내믹 레인지와 북유럽 감성의 감각적인 커버 아트는 컬렉터들에게 결코 대체할 수 없는 음악적 품격과 소장의 기쁨을 제공합니다.</w:t>
+      </w:r>
+    </w:p>
+    <w:p>
+      <w:pPr>
+        <w:spacing w:line="324" w:lineRule="auto" w:after="120" w:before="160"/>
+      </w:pPr>
+      <w:r>
+        <w:rPr w:rFonts="맑은 고딕">
+          <w:rFonts w:ascii="맑은 고딕" w:hAnsi="맑은 고딕" w:eastAsia="맑은 고딕"/>
+          <w:b/>
+          <w:color w:val="4338CA"/>
+          <w:sz w:val="21"/>
+        </w:rPr>
+        <w:t>이 음반을 통해 북유럽의 맑고 서늘한 바람과 심장을 뛰게 하는 뜨거운 선율이 전해주는 감동을 다시 한번 경험해 보시는 것은 어떨까요?</w:t>
       </w:r>
     </w:p>
     <w:sectPr>
       <w:pgSz w:w="12240" w:h="15840"/>
-      <w:pgMar w:top="1440" w:right="1440" w:bottom="1440" w:left="1440" w:header="720" w:footer="720" w:gutter="0"/>
+      <w:pgMar w:top="1152" w:right="1296" w:bottom="1152" w:left="1296" w:header="720" w:footer="720" w:gutter="0"/>
       <w:cols w:space="720"/>
       <w:docGrid w:linePitch="360"/>
     </w:sectPr>

--- a/word_reports/LP_0302_위치_257_Roxette_Look Sharp!.docx
+++ b/word_reports/LP_0302_위치_257_Roxette_Look Sharp!.docx
@@ -32,7 +32,7 @@
     </w:p>
     <w:p>
       <w:pPr>
-        <w:spacing w:line="324" w:lineRule="auto" w:before="80" w:after="160"/>
+        <w:spacing w:line="324" w:lineRule="auto" w:before="80" w:after="120"/>
       </w:pPr>
       <w:r>
         <w:rPr w:rFonts="맑은 고딕">
@@ -42,13 +42,6 @@
           <w:sz w:val="22"/>
         </w:rPr>
         <w:t xml:space="preserve">[음반 소개] </w:t>
-      </w:r>
-      <w:r>
-        <w:rPr w:rFonts="맑은 고딕">
-          <w:rFonts w:ascii="맑은 고딕" w:hAnsi="맑은 고딕" w:eastAsia="맑은 고딕"/>
-          <w:b w:val="0"/>
-          <w:sz w:val="21"/>
-        </w:rPr>
       </w:r>
     </w:p>
     <w:p>
@@ -61,7 +54,46 @@
           <w:b w:val="0"/>
           <w:sz w:val="21"/>
         </w:rPr>
-        <w:t>스웨덴의 차가운 북유럽 감성과 영미 팝 음악의 뜨거운 에너지가 완벽한 조화를 이루며 전 세계를 매혹한 팝/록의 불후의 명작입니다. 탁월한 멜로디 감각을 지닌 페르 게슬레의 송라이팅과 영혼을 관통하는 마리 프레드릭손의 독보적인 보컬은 세련된 사운드스케이프 위에서 찬란하게 피어납니다. 우연한 기회로 대서양을 건너 전 세계 차트를 정복한 이 기적 같은 앨범은 오늘날까지도 80년대 팝 컬처의 가장 눈부신 순간을 대변하고 있습니다. 아날로그 그루브 속에서 솟아나는 생동감과 애절한 서정미는 시대를 초월하여 듣는 이의 심장에 깊은 울림을 선사합니다.</w:t>
+        <w:t>1980년대 후반, 차가운 북유럽의 바람을 품은 스웨덴에서 날아온 한 줄기 찬란한 멜로디는 전 세계 팝 음악계의 지형을 단숨에 바꾸어 놓았습니다. 록세트(Roxette)의 두 번째 정규 앨범 『Look Sharp!』는 아바(ABBA) 이후 북유럽 대중음악이 세계 주류 음악 시장의 중심에서 거둔 가장 눈부시고도 극적인 승리의 기록입니다. 본 작에 깃든 명징한 멜로디와 거침없는 록의 에너지는 당시 신스팝과 헤비메탈로 양분되어 있던 팝 씬에 신선한 충격을 던지며, 팝 록(Pop-Rock)이 지닐 수 있는 가장 완벽한 형태의 황금비율을 제시하였습니다.</w:t>
+      </w:r>
+    </w:p>
+    <w:p>
+      <w:pPr>
+        <w:spacing w:line="324" w:lineRule="auto" w:after="120"/>
+      </w:pPr>
+      <w:r>
+        <w:rPr w:rFonts="맑은 고딕">
+          <w:rFonts w:ascii="맑은 고딕" w:hAnsi="맑은 고딕" w:eastAsia="맑은 고딕"/>
+          <w:b w:val="0"/>
+          <w:sz w:val="21"/>
+        </w:rPr>
+        <w:t>이 앨범의 세계적 성공 뒤에는 음악사에 길이 남을 낭만적인 일화가 깃들어 있습니다. 스웨덴에서 유학을 마치고 돌아온 한 미국인 교환학생이 현지에서 구입해 온 이 음반을 미네소타의 지역 라디오 방송국에 전했고, 그 전파를 탄 수록곡이 순식간에 청취자들을 매료시키며 빌보드 정상으로 직행하는 기적을 일구어냈습니다. 거대 자본과 기획에 기대지 않고 오직 '탁월한 음악의 힘' 하나만으로 국경과 대륙의 벽을 무너뜨린 이 서사는, 진정한 예술적 울림이란 결국 사람의 마음을 직접 울리는 멜로디에서 비롯됨을 웅변합니다.</w:t>
+      </w:r>
+    </w:p>
+    <w:p>
+      <w:pPr>
+        <w:spacing w:line="324" w:lineRule="auto" w:after="120"/>
+      </w:pPr>
+      <w:r>
+        <w:rPr w:rFonts="맑은 고딕">
+          <w:rFonts w:ascii="맑은 고딕" w:hAnsi="맑은 고딕" w:eastAsia="맑은 고딕"/>
+          <w:b w:val="0"/>
+          <w:sz w:val="21"/>
+        </w:rPr>
+        <w:t>앨범 전체를 관통하는 정서는 페르 게슬(Per Gessle)의 천재적인 송라이팅 감각과 마리 프레드릭손(Marie Fredriksson)의 압도적인 보컬 역량이 빚어낸 찬란한 조화입니다. 질주하듯 터져 나오는 리듬 속에서도 북유럽 특유의 투명하고 서늘한 서정미가 유려하게 흐르며, 가슴을 저미는 발라드 트랙에서는 폐부를 찌르는 깊은 고독과 카타르시스를 동시에 선사합니다. 삶의 환희와 이별의 아픔을 투명한 언어로 직조해 낸 그들의 음악 철학은 당대 청춘들의 가슴에 깊은 파문을 남겼습니다.</w:t>
+      </w:r>
+    </w:p>
+    <w:p>
+      <w:pPr>
+        <w:spacing w:line="324" w:lineRule="auto" w:after="120"/>
+      </w:pPr>
+      <w:r>
+        <w:rPr w:rFonts="맑은 고딕">
+          <w:rFonts w:ascii="맑은 고딕" w:hAnsi="맑은 고딕" w:eastAsia="맑은 고딕"/>
+          <w:b w:val="0"/>
+          <w:sz w:val="21"/>
+        </w:rPr>
+        <w:t>세월이 흘러 디지털의 매끄러움이 범람하는 오늘날에도, 『Look Sharp!』가 선사하는 아날로그적 활력과 서정적 울림은 조금도 퇴색하지 않았습니다. 검은 바이닐의 소리골을 타고 흐르는 마리의 강렬한 음성과 페르의 경쾌한 기타 리프는 80년대 말의 낭만과 열정을 고스란히 복원해 냅니다. 이 음반은 단순한 복고의 향수를 넘어, 시대를 초월하여 빛나는 팝 음악의 고전적 품격이 무엇인지를 변함없이 증명해 보이고 있습니다.</w:t>
       </w:r>
     </w:p>
     <w:p>
@@ -168,7 +200,7 @@
           <w:b w:val="0"/>
           <w:sz w:val="21"/>
         </w:rPr>
-        <w:t>1988년 스웨덴 EMI를 통해 발매된 후, 이듬해 미국과 전 세계에 공개되며 글로벌 센세이션을 일으킨 록세트의 정규 2집 스튜디오 음반입니다.</w:t>
+        <w:t>1988년 10월 스웨덴 EMI 스튜디오에서 제작·발매되어 이듬해 전 세계를 강타한 록세트의 정규 2집으로, 북유럽 고유의 멜랑콜리와 영미권 팝 록의 다이내믹을 결합해 세계 시장으로 뻗어 나간 기념비적 앨범입니다.</w:t>
       </w:r>
     </w:p>
     <w:p>
@@ -199,7 +231,7 @@
           <w:b w:val="0"/>
           <w:sz w:val="21"/>
         </w:rPr>
-        <w:t>전 세계적으로 900만 장 이상의 경이적인 판매고를 기록하였으며, 미국 빌보드 200 앨범 차트 톱 5 진입 및 빌보드 핫 100 1위 싱글 2곡을 배출하며 플래티넘 인증을 획득했습니다.</w:t>
+        <w:t>전 세계 누적 900만 장 이상의 경이적인 판매고를 기록하였으며, 미국 빌보드 앨범 차트 최상위권 진입과 RIAA 플래티넘 인증, 영국을 비롯한 유럽 및 오세아니아 각국 차트 1위를 석권하며 메가 히트를 기록했습니다.</w:t>
       </w:r>
     </w:p>
     <w:p>
@@ -230,7 +262,7 @@
           <w:b w:val="0"/>
           <w:sz w:val="21"/>
         </w:rPr>
-        <w:t>스웨덴의 그래미 어워드인 '그래미스(Grammis)'에서 다수의 부문을 수상하였으며, 전 세계 유수의 음악 차트를 석권하며 80년대 후반을 대표하는 팝 록의 이정표로 공인받았습니다.</w:t>
+        <w:t>1989년 스웨덴 그래미스(Grammis) 어워드 주요 부문 수상, 미국 BMI 팝 뮤직 어워드 수상 등 음악성과 상업적 파급력을 공히 공인받으며 스웨덴 팝 르네상스의 기폭제가 되었습니다.</w:t>
       </w:r>
     </w:p>
     <w:p>
@@ -306,7 +338,7 @@
           <w:b w:val="0"/>
           <w:sz w:val="21"/>
         </w:rPr>
-        <w:t>결성 1986년 (마리 프레드릭손 Marie Fredriksson: 1958년~2019년 / 페르 게슬레 Per Gessle: 1959년~)</w:t>
+        <w:t>결성 1986년 (마리 프레드릭손 1958~2019 / 페르 게슬 1959~현재)</w:t>
       </w:r>
     </w:p>
     <w:p>
@@ -337,7 +369,7 @@
           <w:b w:val="0"/>
           <w:sz w:val="21"/>
         </w:rPr>
-        <w:t>혼성 팝/록 듀오 (Duo)</w:t>
+        <w:t>2인조 혼성 팝 록 듀오 (Duo)</w:t>
       </w:r>
     </w:p>
     <w:p>
@@ -368,7 +400,7 @@
           <w:b w:val="0"/>
           <w:sz w:val="21"/>
         </w:rPr>
-        <w:t>페르 게슬레의 정교하고 캐치한 멜로디 메이킹과 마리 프레드릭손의 폭발적인 가창력이 결합하여 아바(ABBA)의 뒤를 잇는 스웨덴 팝의 위대한 유산을 계승했습니다. 록과 댄스 팝, 파워 발라드의 경계를 유려하게 넘나들며 전 세계 음악팬들의 감성을 사로잡았고, 80~90년대 글로벌 팝 음악 지형에 뚜렷하고 독창적인 족적을 남겼습니다.</w:t>
+        <w:t>독보적인 가창력과 짙은 영혼의 울림을 지닌 보컬리스트 마리 프레드릭손과 탁월한 멜로디 감각을 지닌 싱어송라이터 페르 게슬이 결성한 스웨덴의 전설적인 듀오입니다. 아바(ABBA)의 뒤를 이어 북유럽 팝을 글로벌 주류 음악계의 정점에 올려놓았으며, 팝의 유려함과 록의 다이내믹을 완벽히 조화시킨 음악으로 80-90년대 대중음악사에 굵직한 족적을 남겼습니다.</w:t>
       </w:r>
     </w:p>
     <w:p>
@@ -413,7 +445,7 @@
           <w:b w:val="0"/>
           <w:sz w:val="21"/>
         </w:rPr>
-        <w:t>80년대 신스팝의 화려함과 록 음악의 직선적인 다이내믹이 가장 이상적으로 결합된 앨범으로 평가받습니다. 교환학생이 귀국하며 미국 미니애폴리스 라디오 방송국에 전해준 한 장의 카세트테이프가 발단이 되어 미국 빌보드 정상에 오르는 드라마틱한 서사를 지니고 있으며, 북유럽 팝의 완성도 높은 프로덕션을 전 세계에 각인시킨 결정적인 작품입니다.</w:t>
+        <w:t>80년대 신스팝의 세련된 질감과 정통 로큰롤의 야성적 드라이브를 가장 이상적으로 융합한 팝 록의 마스터피스입니다. 스칸디나비아 팝 특유의 우아한 멜로디 구조와 군더더기 없는 프로덕션을 통해 현대 팝 음악이 지향해야 할 완벽한 송라이팅의 표준을 확립했습니다.</w:t>
       </w:r>
     </w:p>
     <w:p>
@@ -444,7 +476,7 @@
           <w:b w:val="0"/>
           <w:sz w:val="21"/>
         </w:rPr>
-        <w:t>1980년대 후반, 베를린 장벽이 무너지기 직전의 격동기와 카세트테이프 및 LP가 교차하던 아날로그 황혼기 청춘들의 반항과 열정을 담아내고 있습니다. 감각적인 패션과 세련된 비트, 그리고 가슴을 저미는 록 발라드는 당시 카세트 플레이어를 들고 거리를 활보하던 세대의 낭만이자 청춘의 송가로 찬란히 기억되고 있습니다.</w:t>
+        <w:t>냉전의 종식과 함께 새로운 희망과 자유의 에너지가 넘실대던 1980년대 후반의 시대적 공기가 고스란히 투영되어 있습니다. 라디오를 통해 청춘의 일상으로 파고들었던 낭만적인 아날로그 감성과, 단 한 장의 바이닐이 바다를 건너 세계적 신드롬을 일으켰던 대중음악계의 가장 찬란했던 아날로그 전성기를 상징합니다.</w:t>
       </w:r>
     </w:p>
     <w:p>
@@ -489,7 +521,7 @@
           <w:b w:val="0"/>
           <w:sz w:val="21"/>
         </w:rPr>
-        <w:t>펑키한 기타 리프와 중독성 강한 훅으로 단숨에 빌보드 정상을 차지한 기념비적 오프닝 트랙 'The Look', 마리 프레드릭손의 절절한 보컬과 드라마틱한 오케스트레이션이 눈물샘을 자극하는 불멸의 파워 발라드 'Listen to Your Heart', 그리고 경쾌한 드라이브감과 록 스피릿을 분출하는 'Dressed for Success'와 'Dangerous'에 이르기까지 완벽한 완급 조절을 보여줍니다.</w:t>
+        <w:t>거침없는 기타 리프와 위트 넘치는 리듬으로 빌보드 1위를 차지한 명곡 "The Look", 마리 프레드릭손의 절절한 가창력이 심금을 울리는 불멸의 파워 발라드 "Listen to Your Heart", 폭발적인 팝 록의 에너지를 담은 "Dressed for Success", 매혹적인 선율미가 돋보이는 "Dangerous" 등 수록곡 전편이 완벽한 완성도를 자랑합니다.</w:t>
       </w:r>
     </w:p>
     <w:p>
@@ -520,7 +552,7 @@
           <w:b w:val="0"/>
           <w:sz w:val="21"/>
         </w:rPr>
-        <w:t>턴테이블의 바늘이 바이닐의 소리골을 탈 때 피어오르는 단단한 드럼 머신의 비트와 거친 일렉트릭 기타의 질감은 디지털 음원과는 결이 다른 따뜻한 공간감을 선사합니다. 특히 진공관 앰프를 통해 증폭되는 'Listen to Your Heart'의 애수 어린 피아노 선율과 고음역에서 터져 나오는 마리 프레드릭손의 숨결은 아날로그 오디오 시스템에서 가장 깊고 찬연한 광채를 발합니다.</w:t>
+        <w:t>턴테이블의 바늘이 닿는 순간 펼쳐지는 탄력 있는 베이스와 페르 게슬의 기타 커팅 톤은 LP 고유의 풍성한 그루브를 통해 생동감 있게 살아납니다. 특히 진공관 앰프 매칭 시, 마리 프레드릭손의 폭발적인 고음역이 자극적이지 않고 두터운 온기를 머금은 채 청음 공간을 입체적으로 가득 채우는 서정적 전율을 경험할 수 있습니다.</w:t>
       </w:r>
     </w:p>
     <w:p>
@@ -551,7 +583,7 @@
           <w:b w:val="0"/>
           <w:sz w:val="21"/>
         </w:rPr>
-        <w:t>80년대 팝 황금기의 에너지가 고스란히 각인된 명반으로, 오리지널 LP 특유의 역동적인 다이내믹 레인지와 북유럽 감성의 감각적인 커버 아트는 컬렉터들에게 결코 대체할 수 없는 음악적 품격과 소장의 기쁨을 제공합니다.</w:t>
+        <w:t>80년대 후반 팝 록의 절정을 기록한 역사적 명반이자, 요절한 보컬리스트 마리 프레드릭손의 가장 빛나던 전성기 음성이 각인된 귀중한 유산입니다. 정교한 아날로그 사운드의 풍미와 시대의 에너지를 함께 간직할 수 있어, LP 애호가들의 컬렉션에 필히 자리해야 할 명작입니다.</w:t>
       </w:r>
     </w:p>
     <w:p>
@@ -565,7 +597,7 @@
           <w:color w:val="4338CA"/>
           <w:sz w:val="21"/>
         </w:rPr>
-        <w:t>이 음반을 통해 북유럽의 맑고 서늘한 바람과 심장을 뛰게 하는 뜨거운 선율이 전해주는 감동을 다시 한번 경험해 보시는 것은 어떨까요?</w:t>
+        <w:t>이 음반을 통해 북유럽의 맑은 바람과 뜨거운 록 스피릿이 만나 전해주는 감동을 다시 한번 경험해 보시는 것은 어떨까요?</w:t>
       </w:r>
     </w:p>
     <w:sectPr>
